--- a/Files/02 - Shemos/10 - Vayakel/5784/Vayakel 5784.docx
+++ b/Files/02 - Shemos/10 - Vayakel/5784/Vayakel 5784.docx
@@ -53,7 +53,7 @@
         <w:rPr>
           <w:rFonts w:ascii="Times New Roman" w:hAnsi="Times New Roman" w:cs="Times New Roman"/>
         </w:rPr>
-        <w:t xml:space="preserve">, the </w:t>
+        <w:t>, the</w:t>
       </w:r>
       <w:r>
         <w:rPr>
@@ -73,7 +73,19 @@
         <w:rPr>
           <w:rFonts w:ascii="Times New Roman" w:hAnsi="Times New Roman" w:cs="Times New Roman"/>
         </w:rPr>
-        <w:t xml:space="preserve"> (35:3)</w:t>
+        <w:t xml:space="preserve"> (35:</w:t>
+      </w:r>
+      <w:r>
+        <w:rPr>
+          <w:rFonts w:ascii="Times New Roman" w:hAnsi="Times New Roman" w:cs="Times New Roman"/>
+        </w:rPr>
+        <w:t>4</w:t>
+      </w:r>
+      <w:r>
+        <w:rPr>
+          <w:rFonts w:ascii="Times New Roman" w:hAnsi="Times New Roman" w:cs="Times New Roman"/>
+        </w:rPr>
+        <w:t>)</w:t>
       </w:r>
       <w:r>
         <w:rPr>
@@ -262,7 +274,7 @@
           <w:rFonts w:ascii="Times New Roman" w:hAnsi="Times New Roman" w:cs="Times New Roman"/>
           <w:rtl/>
         </w:rPr>
-        <w:t>״</w:t>
+        <w:t>"</w:t>
       </w:r>
       <w:r>
         <w:rPr>
@@ -353,7 +365,7 @@
           <w:rFonts w:ascii="Times New Roman" w:hAnsi="Times New Roman" w:cs="Times New Roman"/>
           <w:rtl/>
         </w:rPr>
-        <w:t>״</w:t>
+        <w:t>"</w:t>
       </w:r>
       <w:r>
         <w:rPr>
@@ -924,7 +936,7 @@
         <w:rPr>
           <w:rFonts w:ascii="Times New Roman" w:hAnsi="Times New Roman" w:cs="Times New Roman"/>
         </w:rPr>
-        <w:t xml:space="preserve">, continuing to climb to higher levels of </w:t>
+        <w:t>, continuing to climb to higher levels of</w:t>
       </w:r>
       <w:r>
         <w:rPr>

--- a/Files/02 - Shemos/10 - Vayakel/5784/Vayakel 5784.docx
+++ b/Files/02 - Shemos/10 - Vayakel/5784/Vayakel 5784.docx
@@ -53,7 +53,7 @@
         <w:rPr>
           <w:rFonts w:ascii="Times New Roman" w:hAnsi="Times New Roman" w:cs="Times New Roman"/>
         </w:rPr>
-        <w:t>, the</w:t>
+        <w:t xml:space="preserve">, the </w:t>
       </w:r>
       <w:r>
         <w:rPr>
@@ -274,7 +274,7 @@
           <w:rFonts w:ascii="Times New Roman" w:hAnsi="Times New Roman" w:cs="Times New Roman"/>
           <w:rtl/>
         </w:rPr>
-        <w:t>"</w:t>
+        <w:t>״</w:t>
       </w:r>
       <w:r>
         <w:rPr>
@@ -365,7 +365,7 @@
           <w:rFonts w:ascii="Times New Roman" w:hAnsi="Times New Roman" w:cs="Times New Roman"/>
           <w:rtl/>
         </w:rPr>
-        <w:t>"</w:t>
+        <w:t>״</w:t>
       </w:r>
       <w:r>
         <w:rPr>
@@ -936,7 +936,7 @@
         <w:rPr>
           <w:rFonts w:ascii="Times New Roman" w:hAnsi="Times New Roman" w:cs="Times New Roman"/>
         </w:rPr>
-        <w:t>, continuing to climb to higher levels of</w:t>
+        <w:t xml:space="preserve">, continuing to climb to higher levels of </w:t>
       </w:r>
       <w:r>
         <w:rPr>
